--- a/23-NTU-CS-1146 LAB 1 Mobileapp.docx
+++ b/23-NTU-CS-1146 LAB 1 Mobileapp.docx
@@ -9,6 +9,12 @@
           <w:sz w:val="20"/>
         </w:rPr>
       </w:pPr>
+      <w:r>
+        <w:rPr>
+          <w:sz w:val="20"/>
+        </w:rPr>
+        <w:t>w</w:t>
+      </w:r>
       <w:r>
         <w:rPr>
           <w:sz w:val="20"/>
@@ -1799,6 +1805,9 @@
         <w:t xml:space="preserve"> </w:t>
       </w:r>
       <w:r>
+        <w:rPr>
+          <w:noProof/>
+        </w:rPr>
         <w:drawing>
           <wp:inline distT="0" distB="0" distL="0" distR="0" wp14:anchorId="0A682E07" wp14:editId="70626200">
             <wp:extent cx="6645910" cy="3738245"/>
@@ -2095,6 +2104,9 @@
         <w:jc w:val="center"/>
       </w:pPr>
       <w:r>
+        <w:rPr>
+          <w:noProof/>
+        </w:rPr>
         <w:lastRenderedPageBreak/>
         <w:drawing>
           <wp:inline distT="0" distB="0" distL="0" distR="0" wp14:anchorId="0053BF50" wp14:editId="7F47851F">
@@ -2753,6 +2765,7 @@
   <w:style w:type="character" w:default="1" w:styleId="DefaultParagraphFont">
     <w:name w:val="Default Paragraph Font"/>
     <w:uiPriority w:val="1"/>
+    <w:semiHidden/>
     <w:unhideWhenUsed/>
   </w:style>
   <w:style w:type="table" w:default="1" w:styleId="TableNormal">
